--- a/zhs/docx/019.content.docx
+++ b/zhs/docx/019.content.docx
@@ -19,7 +19,7 @@
         <w:rPr>
           <w:lang w:val="zh_CN" w:bidi="zh_CN"/>
         </w:rPr>
-        <w:t>Resource: 关键词 (SRV)</w:t>
+        <w:t>Resource: Familiarization, Internalization, Articulation (Fia) Terms</w:t>
       </w:r>
       <w:r>
         <w:rPr>
@@ -39,42 +39,61 @@
           <w:b/>
           <w:lang w:val="zh_CN" w:bidi="zh_CN"/>
         </w:rPr>
-        <w:t>Familiarization, Internalization, Articulation (FIA) Key Terms</w:t>
-      </w:r>
-      <w:r>
-        <w:rPr>
-          <w:lang w:val="zh_CN" w:bidi="zh_CN"/>
-        </w:rPr>
-        <w:t xml:space="preserve"> © 2023 SRV Partners Released under CC BY-SA 4.0 license. </w:t>
-      </w:r>
-      <w:r>
-        <w:rPr>
-          <w:lang w:val="zh_CN" w:bidi="zh_CN"/>
-        </w:rPr>
-        <w:t>Familiarization, Internalization, Articulation (FIA) Key Terms</w:t>
-      </w:r>
-      <w:r>
-        <w:rPr>
-          <w:lang w:val="zh_CN" w:bidi="zh_CN"/>
-        </w:rPr>
-        <w:t xml:space="preserve"> has been adapted in the following languages Tok Pisin, عربي, Français, हिंदी, Bahasa Indonesia, Português, Русский, Español, Kiswahili, 简体中文 from </w:t>
-      </w:r>
-      <w:r>
-        <w:rPr>
-          <w:lang w:val="zh_CN" w:bidi="zh_CN"/>
-        </w:rPr>
-        <w:t>Familiarization, Internalization, Articulation (FIA)</w:t>
-      </w:r>
-      <w:r>
-        <w:rPr>
-          <w:lang w:val="zh_CN" w:bidi="zh_CN"/>
-        </w:rPr>
-        <w:t xml:space="preserve"> © 2023 SRV Partners. Released under CC BY-SA 4.0 license by Mission Mutual</w:t>
-      </w:r>
-      <w:r>
-        <w:rPr>
-          <w:lang w:val="zh_CN" w:bidi="zh_CN"/>
-        </w:rPr>
+        <w:t>Familiarization, Internalization, Articulation (Fia) Terms</w:t>
+      </w:r>
+      <w:r>
+        <w:rPr>
+          <w:lang w:val="zh_CN" w:bidi="zh_CN"/>
+        </w:rPr>
+        <w:t xml:space="preserve"> (Chinese (Simplified)) is based on: </w:t>
+      </w:r>
+      <w:r>
+        <w:rPr>
+          <w:lang w:val="zh_CN" w:bidi="zh_CN"/>
+        </w:rPr>
+        <w:t>Familiarization, Internalization, Articulation (Fia) Terms</w:t>
+      </w:r>
+      <w:r>
+        <w:rPr>
+          <w:lang w:val="zh_CN" w:bidi="zh_CN"/>
+        </w:rPr>
+        <w:t xml:space="preserve">, </w:t>
+      </w:r>
+      <w:hyperlink r:id="rId13">
+        <w:r>
+          <w:rPr>
+            <w:lang w:val="zh_CN" w:bidi="zh_CN"/>
+          </w:rPr>
+          <w:rPr>
+            <w:color w:val="0000EE"/>
+            <w:u w:val="single"/>
+          </w:rPr>
+          <w:t>SRV Partners</w:t>
+        </w:r>
+      </w:hyperlink>
+      <w:r>
+        <w:rPr>
+          <w:lang w:val="zh_CN" w:bidi="zh_CN"/>
+        </w:rPr>
+        <w:t xml:space="preserve">, 2023, which is licensed under a </w:t>
+      </w:r>
+      <w:hyperlink r:id="rId14">
+        <w:r>
+          <w:rPr>
+            <w:lang w:val="zh_CN" w:bidi="zh_CN"/>
+          </w:rPr>
+          <w:rPr>
+            <w:color w:val="0000EE"/>
+            <w:u w:val="single"/>
+          </w:rPr>
+          <w:t>CC BY-SA 4.0 license</w:t>
+        </w:r>
+      </w:hyperlink>
+      <w:r>
+        <w:rPr>
+          <w:lang w:val="zh_CN" w:bidi="zh_CN"/>
+        </w:rPr>
+        <w:t>.</w:t>
       </w:r>
       <w:r>
         <w:rPr>
@@ -83,6 +102,30 @@
       </w:r>
     </w:p>
     <w:p>
+      <w:pPr/>
+      <w:r>
+        <w:rPr>
+          <w:lang w:val="zh_CN" w:bidi="zh_CN"/>
+        </w:rPr>
+      </w:r>
+      <w:r>
+        <w:rPr>
+          <w:lang w:val="zh_CN" w:bidi="zh_CN"/>
+        </w:rPr>
+        <w:t>This PDF version is provided under the same license.</w:t>
+      </w:r>
+      <w:r>
+        <w:rPr>
+          <w:lang w:val="zh_CN" w:bidi="zh_CN"/>
+        </w:rPr>
+      </w:r>
+      <w:r>
+        <w:rPr>
+          <w:lang w:val="zh_CN" w:bidi="zh_CN"/>
+        </w:rPr>
+      </w:r>
+    </w:p>
+    <w:p>
       <w:pPr>
         <w:pStyle w:val="Heading1"/>
       </w:pPr>
@@ -90,7 +133,7 @@
         <w:rPr>
           <w:lang w:val="zh_CN" w:bidi="zh_CN"/>
         </w:rPr>
-        <w:t>关键词 (SRV)</w:t>
+        <w:t>Familiarization, Internalization, Articulation (Fia) Terms</w:t>
       </w:r>
     </w:p>
     <w:p>
@@ -232,96 +275,144 @@
         </w:rPr>
         <w:t>在旧约中，神在交给某人一项特殊任务之前，会指示别人把油抹在那人的头上。 油是</w:t>
       </w:r>
-      <w:r>
-        <w:rPr>
-          <w:lang w:val="zh_CN" w:bidi="zh_CN"/>
-        </w:rPr>
-        <w:t>神的圣灵</w:t>
-      </w:r>
+      <w:hyperlink r:id="rId15">
+        <w:r>
+          <w:rPr>
+            <w:lang w:val="zh_CN" w:bidi="zh_CN"/>
+          </w:rPr>
+          <w:rPr>
+            <w:color w:val="0000EE"/>
+            <w:u w:val="single"/>
+          </w:rPr>
+          <w:t>神的圣灵</w:t>
+        </w:r>
+      </w:hyperlink>
       <w:r>
         <w:rPr>
           <w:lang w:val="zh_CN" w:bidi="zh_CN"/>
         </w:rPr>
         <w:t>的象征。 这个仪式清楚表明神为了一个特别的目的而将这人分别出来。 这也清楚地表示神赋予这个人特殊的</w:t>
       </w:r>
-      <w:r>
-        <w:rPr>
-          <w:lang w:val="zh_CN" w:bidi="zh_CN"/>
-        </w:rPr>
-        <w:t>权柄</w:t>
-      </w:r>
+      <w:hyperlink r:id="rId16">
+        <w:r>
+          <w:rPr>
+            <w:lang w:val="zh_CN" w:bidi="zh_CN"/>
+          </w:rPr>
+          <w:rPr>
+            <w:color w:val="0000EE"/>
+            <w:u w:val="single"/>
+          </w:rPr>
+          <w:t>权柄</w:t>
+        </w:r>
+      </w:hyperlink>
       <w:r>
         <w:rPr>
           <w:lang w:val="zh_CN" w:bidi="zh_CN"/>
         </w:rPr>
         <w:t>。 这个人后来被称为"受膏者"。 例如，神告诉撒母耳要膏抹</w:t>
       </w:r>
-      <w:r>
-        <w:rPr>
-          <w:lang w:val="zh_CN" w:bidi="zh_CN"/>
-        </w:rPr>
-        <w:t>大卫</w:t>
-      </w:r>
+      <w:hyperlink r:id="rId17">
+        <w:r>
+          <w:rPr>
+            <w:lang w:val="zh_CN" w:bidi="zh_CN"/>
+          </w:rPr>
+          <w:rPr>
+            <w:color w:val="0000EE"/>
+            <w:u w:val="single"/>
+          </w:rPr>
+          <w:t>大卫</w:t>
+        </w:r>
+      </w:hyperlink>
       <w:r>
         <w:rPr>
           <w:lang w:val="zh_CN" w:bidi="zh_CN"/>
         </w:rPr>
         <w:t>为</w:t>
       </w:r>
-      <w:r>
-        <w:rPr>
-          <w:lang w:val="zh_CN" w:bidi="zh_CN"/>
-        </w:rPr>
-        <w:t>以色列</w:t>
-      </w:r>
+      <w:hyperlink r:id="rId18">
+        <w:r>
+          <w:rPr>
+            <w:lang w:val="zh_CN" w:bidi="zh_CN"/>
+          </w:rPr>
+          <w:rPr>
+            <w:color w:val="0000EE"/>
+            <w:u w:val="single"/>
+          </w:rPr>
+          <w:t>以色列</w:t>
+        </w:r>
+      </w:hyperlink>
       <w:r>
         <w:rPr>
           <w:lang w:val="zh_CN" w:bidi="zh_CN"/>
         </w:rPr>
         <w:t>的</w:t>
       </w:r>
-      <w:r>
-        <w:rPr>
-          <w:lang w:val="zh_CN" w:bidi="zh_CN"/>
-        </w:rPr>
-        <w:t>王</w:t>
-      </w:r>
+      <w:hyperlink r:id="rId19">
+        <w:r>
+          <w:rPr>
+            <w:lang w:val="zh_CN" w:bidi="zh_CN"/>
+          </w:rPr>
+          <w:rPr>
+            <w:color w:val="0000EE"/>
+            <w:u w:val="single"/>
+          </w:rPr>
+          <w:t>王</w:t>
+        </w:r>
+      </w:hyperlink>
       <w:r>
         <w:rPr>
           <w:lang w:val="zh_CN" w:bidi="zh_CN"/>
         </w:rPr>
         <w:t>。 神吩咐摩西膏抹亚伦作</w:t>
       </w:r>
-      <w:r>
-        <w:rPr>
-          <w:lang w:val="zh_CN" w:bidi="zh_CN"/>
-        </w:rPr>
-        <w:t>大祭司</w:t>
-      </w:r>
+      <w:hyperlink r:id="rId20">
+        <w:r>
+          <w:rPr>
+            <w:lang w:val="zh_CN" w:bidi="zh_CN"/>
+          </w:rPr>
+          <w:rPr>
+            <w:color w:val="0000EE"/>
+            <w:u w:val="single"/>
+          </w:rPr>
+          <w:t>大祭司</w:t>
+        </w:r>
+      </w:hyperlink>
       <w:r>
         <w:rPr>
           <w:lang w:val="zh_CN" w:bidi="zh_CN"/>
         </w:rPr>
         <w:t>。 神吩咐先知</w:t>
       </w:r>
-      <w:r>
-        <w:rPr>
-          <w:lang w:val="zh_CN" w:bidi="zh_CN"/>
-        </w:rPr>
-        <w:t>以利亚</w:t>
-      </w:r>
+      <w:hyperlink r:id="rId21">
+        <w:r>
+          <w:rPr>
+            <w:lang w:val="zh_CN" w:bidi="zh_CN"/>
+          </w:rPr>
+          <w:rPr>
+            <w:color w:val="0000EE"/>
+            <w:u w:val="single"/>
+          </w:rPr>
+          <w:t>以利亚</w:t>
+        </w:r>
+      </w:hyperlink>
       <w:r>
         <w:rPr>
           <w:lang w:val="zh_CN" w:bidi="zh_CN"/>
         </w:rPr>
         <w:t>膏抹以利沙为</w:t>
       </w:r>
-      <w:r>
-        <w:rPr>
-          <w:lang w:val="zh_CN" w:bidi="zh_CN"/>
-        </w:rPr>
-        <w:t>先知</w:t>
-      </w:r>
+      <w:hyperlink r:id="rId22">
+        <w:r>
+          <w:rPr>
+            <w:lang w:val="zh_CN" w:bidi="zh_CN"/>
+          </w:rPr>
+          <w:rPr>
+            <w:color w:val="0000EE"/>
+            <w:u w:val="single"/>
+          </w:rPr>
+          <w:t>先知</w:t>
+        </w:r>
+      </w:hyperlink>
       <w:r>
         <w:rPr>
           <w:lang w:val="zh_CN" w:bidi="zh_CN"/>
@@ -356,24 +447,36 @@
         </w:rPr>
         <w:t xml:space="preserve">人们也可以膏抹物体。 </w:t>
       </w:r>
-      <w:r>
-        <w:rPr>
-          <w:lang w:val="zh_CN" w:bidi="zh_CN"/>
-        </w:rPr>
-        <w:t>祭司</w:t>
-      </w:r>
+      <w:hyperlink r:id="rId23">
+        <w:r>
+          <w:rPr>
+            <w:lang w:val="zh_CN" w:bidi="zh_CN"/>
+          </w:rPr>
+          <w:rPr>
+            <w:color w:val="0000EE"/>
+            <w:u w:val="single"/>
+          </w:rPr>
+          <w:t>祭司</w:t>
+        </w:r>
+      </w:hyperlink>
       <w:r>
         <w:rPr>
           <w:lang w:val="zh_CN" w:bidi="zh_CN"/>
         </w:rPr>
         <w:t>们用油膏抹</w:t>
       </w:r>
-      <w:r>
-        <w:rPr>
-          <w:lang w:val="zh_CN" w:bidi="zh_CN"/>
-        </w:rPr>
-        <w:t>圣殿</w:t>
-      </w:r>
+      <w:hyperlink r:id="rId24">
+        <w:r>
+          <w:rPr>
+            <w:lang w:val="zh_CN" w:bidi="zh_CN"/>
+          </w:rPr>
+          <w:rPr>
+            <w:color w:val="0000EE"/>
+            <w:u w:val="single"/>
+          </w:rPr>
+          <w:t>圣殿</w:t>
+        </w:r>
+      </w:hyperlink>
       <w:r>
         <w:rPr>
           <w:lang w:val="zh_CN" w:bidi="zh_CN"/>
@@ -388,24 +491,36 @@
           <w:lang w:val="zh_CN" w:bidi="zh_CN"/>
         </w:rPr>
       </w:r>
-      <w:r>
-        <w:rPr>
-          <w:lang w:val="zh_CN" w:bidi="zh_CN"/>
-        </w:rPr>
-        <w:t>犹太人</w:t>
-      </w:r>
+      <w:hyperlink r:id="rId25">
+        <w:r>
+          <w:rPr>
+            <w:lang w:val="zh_CN" w:bidi="zh_CN"/>
+          </w:rPr>
+          <w:rPr>
+            <w:color w:val="0000EE"/>
+            <w:u w:val="single"/>
+          </w:rPr>
+          <w:t>犹太人</w:t>
+        </w:r>
+      </w:hyperlink>
       <w:r>
         <w:rPr>
           <w:lang w:val="zh_CN" w:bidi="zh_CN"/>
         </w:rPr>
         <w:t>也把膏抹当做日常活动，并没有特别的意义。 他们使用闻起来带香味的油来护理他们的皮肤和头发。 耶稣告诉人们，如果他们</w:t>
       </w:r>
-      <w:r>
-        <w:rPr>
-          <w:lang w:val="zh_CN" w:bidi="zh_CN"/>
-        </w:rPr>
-        <w:t>禁食</w:t>
-      </w:r>
+      <w:hyperlink r:id="rId26">
+        <w:r>
+          <w:rPr>
+            <w:lang w:val="zh_CN" w:bidi="zh_CN"/>
+          </w:rPr>
+          <w:rPr>
+            <w:color w:val="0000EE"/>
+            <w:u w:val="single"/>
+          </w:rPr>
+          <w:t>禁食</w:t>
+        </w:r>
+      </w:hyperlink>
       <w:r>
         <w:rPr>
           <w:lang w:val="zh_CN" w:bidi="zh_CN"/>
@@ -426,12 +541,18 @@
         </w:rPr>
         <w:t>人们还在客人身上涂抹一些油，以表示他们受到欢迎和尊重。 在</w:t>
       </w:r>
-      <w:r>
-        <w:rPr>
-          <w:lang w:val="zh_CN" w:bidi="zh_CN"/>
-        </w:rPr>
-        <w:t>福音书</w:t>
-      </w:r>
+      <w:hyperlink r:id="rId27">
+        <w:r>
+          <w:rPr>
+            <w:lang w:val="zh_CN" w:bidi="zh_CN"/>
+          </w:rPr>
+          <w:rPr>
+            <w:color w:val="0000EE"/>
+            <w:u w:val="single"/>
+          </w:rPr>
+          <w:t>福音书</w:t>
+        </w:r>
+      </w:hyperlink>
       <w:r>
         <w:rPr>
           <w:lang w:val="zh_CN" w:bidi="zh_CN"/>
@@ -452,12 +573,18 @@
         </w:rPr>
         <w:t>犹太人也在人死后膏抹他的身体。 耶稣死后，妇女们将香气浓郁的油带到</w:t>
       </w:r>
-      <w:r>
-        <w:rPr>
-          <w:lang w:val="zh_CN" w:bidi="zh_CN"/>
-        </w:rPr>
-        <w:t>坟墓</w:t>
-      </w:r>
+      <w:hyperlink r:id="rId28">
+        <w:r>
+          <w:rPr>
+            <w:lang w:val="zh_CN" w:bidi="zh_CN"/>
+          </w:rPr>
+          <w:rPr>
+            <w:color w:val="0000EE"/>
+            <w:u w:val="single"/>
+          </w:rPr>
+          <w:t>坟墓</w:t>
+        </w:r>
+      </w:hyperlink>
       <w:r>
         <w:rPr>
           <w:lang w:val="zh_CN" w:bidi="zh_CN"/>
@@ -478,59 +605,160 @@
         </w:rPr>
         <w:t>在新约圣经中，早期</w:t>
       </w:r>
-      <w:r>
-        <w:rPr>
-          <w:lang w:val="zh_CN" w:bidi="zh_CN"/>
-        </w:rPr>
-        <w:t>基督徒</w:t>
-      </w:r>
+      <w:hyperlink r:id="rId29">
+        <w:r>
+          <w:rPr>
+            <w:lang w:val="zh_CN" w:bidi="zh_CN"/>
+          </w:rPr>
+          <w:rPr>
+            <w:color w:val="0000EE"/>
+            <w:u w:val="single"/>
+          </w:rPr>
+          <w:t>基督徒</w:t>
+        </w:r>
+      </w:hyperlink>
       <w:r>
         <w:rPr>
           <w:lang w:val="zh_CN" w:bidi="zh_CN"/>
         </w:rPr>
         <w:t>有时后会在有人生病时用油膏抹和</w:t>
       </w:r>
-      <w:r>
-        <w:rPr>
-          <w:lang w:val="zh_CN" w:bidi="zh_CN"/>
-        </w:rPr>
-        <w:t>祷告</w:t>
-      </w:r>
+      <w:hyperlink r:id="rId30">
+        <w:r>
+          <w:rPr>
+            <w:lang w:val="zh_CN" w:bidi="zh_CN"/>
+          </w:rPr>
+          <w:rPr>
+            <w:color w:val="0000EE"/>
+            <w:u w:val="single"/>
+          </w:rPr>
+          <w:t>祷告</w:t>
+        </w:r>
+      </w:hyperlink>
       <w:r>
         <w:rPr>
           <w:lang w:val="zh_CN" w:bidi="zh_CN"/>
         </w:rPr>
         <w:t xml:space="preserve">。 </w:t>
       </w:r>
-      <w:r>
-        <w:rPr>
-          <w:lang w:val="zh_CN" w:bidi="zh_CN"/>
-        </w:rPr>
-        <w:t>使徒</w:t>
-      </w:r>
-      <w:r>
-        <w:rPr>
-          <w:lang w:val="zh_CN" w:bidi="zh_CN"/>
-        </w:rPr>
-        <w:t>雅各</w:t>
-      </w:r>
+      <w:hyperlink r:id="rId31">
+        <w:r>
+          <w:rPr>
+            <w:lang w:val="zh_CN" w:bidi="zh_CN"/>
+          </w:rPr>
+          <w:rPr>
+            <w:color w:val="0000EE"/>
+            <w:u w:val="single"/>
+          </w:rPr>
+          <w:t>使徒</w:t>
+        </w:r>
+      </w:hyperlink>
+      <w:hyperlink r:id="rId32">
+        <w:r>
+          <w:rPr>
+            <w:lang w:val="zh_CN" w:bidi="zh_CN"/>
+          </w:rPr>
+          <w:rPr>
+            <w:color w:val="0000EE"/>
+            <w:u w:val="single"/>
+          </w:rPr>
+          <w:t>雅各</w:t>
+        </w:r>
+      </w:hyperlink>
       <w:r>
         <w:rPr>
           <w:lang w:val="zh_CN" w:bidi="zh_CN"/>
         </w:rPr>
         <w:t>在他的信中说，如果有人生病，其他</w:t>
       </w:r>
-      <w:r>
-        <w:rPr>
-          <w:lang w:val="zh_CN" w:bidi="zh_CN"/>
-        </w:rPr>
-        <w:t>信徒</w:t>
-      </w:r>
+      <w:hyperlink r:id="rId33">
+        <w:r>
+          <w:rPr>
+            <w:lang w:val="zh_CN" w:bidi="zh_CN"/>
+          </w:rPr>
+          <w:rPr>
+            <w:color w:val="0000EE"/>
+            <w:u w:val="single"/>
+          </w:rPr>
+          <w:t>信徒</w:t>
+        </w:r>
+      </w:hyperlink>
       <w:r>
         <w:rPr>
           <w:lang w:val="zh_CN" w:bidi="zh_CN"/>
         </w:rPr>
         <w:t>应该为他祷告，并用油膏抹他。 这并不是因为油有任何特殊的力量，而是因为它是神同在的象征。</w:t>
+      </w:r>
+      <w:r>
+        <w:rPr>
+          <w:lang w:val="zh_CN" w:bidi="zh_CN"/>
+        </w:rPr>
+      </w:r>
+      <w:r>
+        <w:rPr>
+          <w:lang w:val="zh_CN" w:bidi="zh_CN"/>
+        </w:rPr>
+      </w:r>
+    </w:p>
+    <w:p>
+      <w:pPr/>
+      <w:r>
+        <w:rPr>
+          <w:lang w:val="zh_CN" w:bidi="zh_CN"/>
+        </w:rPr>
+      </w:r>
+    </w:p>
+    <w:p>
+      <w:pPr>
+        <w:pStyle w:val="Heading2"/>
+      </w:pPr>
+      <w:r>
+        <w:rPr>
+          <w:lang w:val="zh_CN" w:bidi="zh_CN"/>
+        </w:rPr>
+        <w:t>膏抹</w:t>
+      </w:r>
+      <w:r>
+        <w:rPr>
+          <w:lang w:val="zh_CN" w:bidi="zh_CN"/>
+        </w:rPr>
+      </w:r>
+    </w:p>
+    <w:p>
+      <w:pPr>
+        <w:pStyle w:val="Heading4"/>
+      </w:pPr>
+      <w:r>
+        <w:rPr>
+          <w:lang w:val="zh_CN" w:bidi="zh_CN"/>
+        </w:rPr>
+        <w:t>Audio Content</w:t>
+      </w:r>
+    </w:p>
+    <w:p>
+      <w:pPr/>
+      <w:r>
+        <w:rPr>
+          <w:lang w:val="zh_CN" w:bidi="zh_CN"/>
+        </w:rPr>
+      </w:r>
+      <w:hyperlink r:id="rId34">
+        <w:r>
+          <w:rPr>
+            <w:lang w:val="zh_CN" w:bidi="zh_CN"/>
+          </w:rPr>
+          <w:rPr>
+            <w:color w:val="0000EE"/>
+            <w:u w:val="single"/>
+          </w:rPr>
+          <w:t>mp3 file</w:t>
+        </w:r>
+      </w:hyperlink>
+      <w:r>
+        <w:rPr>
+          <w:lang w:val="zh_CN" w:bidi="zh_CN"/>
+        </w:rPr>
+        <w:t xml:space="preserve"> (None KB)</w:t>
       </w:r>
       <w:r>
         <w:rPr>

--- a/zhs/docx/019.content.docx
+++ b/zhs/docx/019.content.docx
@@ -39,80 +39,37 @@
           <w:b/>
           <w:lang w:val="zh_CN" w:bidi="zh_CN"/>
         </w:rPr>
-        <w:t>Familiarization, Internalization, Articulation (Fia) Terms</w:t>
-      </w:r>
-      <w:r>
-        <w:rPr>
-          <w:lang w:val="zh_CN" w:bidi="zh_CN"/>
-        </w:rPr>
-        <w:t xml:space="preserve"> (Chinese (Simplified)) is based on: </w:t>
-      </w:r>
-      <w:r>
-        <w:rPr>
-          <w:lang w:val="zh_CN" w:bidi="zh_CN"/>
-        </w:rPr>
-        <w:t>Familiarization, Internalization, Articulation (Fia) Terms</w:t>
-      </w:r>
-      <w:r>
-        <w:rPr>
-          <w:lang w:val="zh_CN" w:bidi="zh_CN"/>
-        </w:rPr>
-        <w:t xml:space="preserve">, </w:t>
-      </w:r>
-      <w:hyperlink r:id="rId13">
-        <w:r>
-          <w:rPr>
-            <w:lang w:val="zh_CN" w:bidi="zh_CN"/>
-          </w:rPr>
-          <w:rPr>
-            <w:color w:val="0000EE"/>
-            <w:u w:val="single"/>
-          </w:rPr>
-          <w:t>SRV Partners</w:t>
-        </w:r>
-      </w:hyperlink>
-      <w:r>
-        <w:rPr>
-          <w:lang w:val="zh_CN" w:bidi="zh_CN"/>
-        </w:rPr>
-        <w:t xml:space="preserve">, 2023, which is licensed under a </w:t>
-      </w:r>
-      <w:hyperlink r:id="rId14">
-        <w:r>
-          <w:rPr>
-            <w:lang w:val="zh_CN" w:bidi="zh_CN"/>
-          </w:rPr>
-          <w:rPr>
-            <w:color w:val="0000EE"/>
-            <w:u w:val="single"/>
-          </w:rPr>
-          <w:t>CC BY-SA 4.0 license</w:t>
-        </w:r>
-      </w:hyperlink>
-      <w:r>
-        <w:rPr>
-          <w:lang w:val="zh_CN" w:bidi="zh_CN"/>
-        </w:rPr>
-        <w:t>.</w:t>
-      </w:r>
-      <w:r>
-        <w:rPr>
-          <w:lang w:val="zh_CN" w:bidi="zh_CN"/>
-        </w:rPr>
-      </w:r>
-    </w:p>
-    <w:p>
-      <w:pPr/>
-      <w:r>
-        <w:rPr>
-          <w:lang w:val="zh_CN" w:bidi="zh_CN"/>
-        </w:rPr>
-      </w:r>
-      <w:r>
-        <w:rPr>
-          <w:lang w:val="zh_CN" w:bidi="zh_CN"/>
-        </w:rPr>
-        <w:t>This PDF version is provided under the same license.</w:t>
+        <w:t>Familiarization, Internalization, Articulation (FIA) Key Terms</w:t>
+      </w:r>
+      <w:r>
+        <w:rPr>
+          <w:lang w:val="zh_CN" w:bidi="zh_CN"/>
+        </w:rPr>
+        <w:t xml:space="preserve"> © 2023 SRV Partners Released under CC BY-SA 4.0 license. </w:t>
+      </w:r>
+      <w:r>
+        <w:rPr>
+          <w:lang w:val="zh_CN" w:bidi="zh_CN"/>
+        </w:rPr>
+        <w:t>Familiarization, Internalization, Articulation (FIA) Key Terms</w:t>
+      </w:r>
+      <w:r>
+        <w:rPr>
+          <w:lang w:val="zh_CN" w:bidi="zh_CN"/>
+        </w:rPr>
+        <w:t xml:space="preserve"> has been adapted in the following languages Tok Pisin, عربي, Français, हिंदी, Bahasa Indonesia, Português, Русский, Español, Kiswahili, 简体中文 from </w:t>
+      </w:r>
+      <w:r>
+        <w:rPr>
+          <w:lang w:val="zh_CN" w:bidi="zh_CN"/>
+        </w:rPr>
+        <w:t>Familiarization, Internalization, Articulation (FIA)</w:t>
+      </w:r>
+      <w:r>
+        <w:rPr>
+          <w:lang w:val="zh_CN" w:bidi="zh_CN"/>
+        </w:rPr>
+        <w:t xml:space="preserve"> © 2023 SRV Partners. Released under CC BY-SA 4.0 license by Mission Mutual</w:t>
       </w:r>
       <w:r>
         <w:rPr>
@@ -275,7 +232,7 @@
         </w:rPr>
         <w:t>在旧约中，神在交给某人一项特殊任务之前，会指示别人把油抹在那人的头上。 油是</w:t>
       </w:r>
-      <w:hyperlink r:id="rId15">
+      <w:hyperlink r:id="rId13">
         <w:r>
           <w:rPr>
             <w:lang w:val="zh_CN" w:bidi="zh_CN"/>
@@ -293,7 +250,7 @@
         </w:rPr>
         <w:t>的象征。 这个仪式清楚表明神为了一个特别的目的而将这人分别出来。 这也清楚地表示神赋予这个人特殊的</w:t>
       </w:r>
-      <w:hyperlink r:id="rId16">
+      <w:hyperlink r:id="rId14">
         <w:r>
           <w:rPr>
             <w:lang w:val="zh_CN" w:bidi="zh_CN"/>
@@ -311,7 +268,7 @@
         </w:rPr>
         <w:t>。 这个人后来被称为"受膏者"。 例如，神告诉撒母耳要膏抹</w:t>
       </w:r>
-      <w:hyperlink r:id="rId17">
+      <w:hyperlink r:id="rId15">
         <w:r>
           <w:rPr>
             <w:lang w:val="zh_CN" w:bidi="zh_CN"/>
@@ -329,7 +286,7 @@
         </w:rPr>
         <w:t>为</w:t>
       </w:r>
-      <w:hyperlink r:id="rId18">
+      <w:hyperlink r:id="rId16">
         <w:r>
           <w:rPr>
             <w:lang w:val="zh_CN" w:bidi="zh_CN"/>
@@ -347,7 +304,7 @@
         </w:rPr>
         <w:t>的</w:t>
       </w:r>
-      <w:hyperlink r:id="rId19">
+      <w:hyperlink r:id="rId17">
         <w:r>
           <w:rPr>
             <w:lang w:val="zh_CN" w:bidi="zh_CN"/>
@@ -365,7 +322,7 @@
         </w:rPr>
         <w:t>。 神吩咐摩西膏抹亚伦作</w:t>
       </w:r>
-      <w:hyperlink r:id="rId20">
+      <w:hyperlink r:id="rId18">
         <w:r>
           <w:rPr>
             <w:lang w:val="zh_CN" w:bidi="zh_CN"/>
@@ -383,7 +340,7 @@
         </w:rPr>
         <w:t>。 神吩咐先知</w:t>
       </w:r>
-      <w:hyperlink r:id="rId21">
+      <w:hyperlink r:id="rId19">
         <w:r>
           <w:rPr>
             <w:lang w:val="zh_CN" w:bidi="zh_CN"/>
@@ -401,7 +358,7 @@
         </w:rPr>
         <w:t>膏抹以利沙为</w:t>
       </w:r>
-      <w:hyperlink r:id="rId22">
+      <w:hyperlink r:id="rId20">
         <w:r>
           <w:rPr>
             <w:lang w:val="zh_CN" w:bidi="zh_CN"/>
@@ -447,7 +404,7 @@
         </w:rPr>
         <w:t xml:space="preserve">人们也可以膏抹物体。 </w:t>
       </w:r>
-      <w:hyperlink r:id="rId23">
+      <w:hyperlink r:id="rId21">
         <w:r>
           <w:rPr>
             <w:lang w:val="zh_CN" w:bidi="zh_CN"/>
@@ -465,7 +422,7 @@
         </w:rPr>
         <w:t>们用油膏抹</w:t>
       </w:r>
-      <w:hyperlink r:id="rId24">
+      <w:hyperlink r:id="rId22">
         <w:r>
           <w:rPr>
             <w:lang w:val="zh_CN" w:bidi="zh_CN"/>
@@ -491,7 +448,7 @@
           <w:lang w:val="zh_CN" w:bidi="zh_CN"/>
         </w:rPr>
       </w:r>
-      <w:hyperlink r:id="rId25">
+      <w:hyperlink r:id="rId23">
         <w:r>
           <w:rPr>
             <w:lang w:val="zh_CN" w:bidi="zh_CN"/>
@@ -509,7 +466,7 @@
         </w:rPr>
         <w:t>也把膏抹当做日常活动，并没有特别的意义。 他们使用闻起来带香味的油来护理他们的皮肤和头发。 耶稣告诉人们，如果他们</w:t>
       </w:r>
-      <w:hyperlink r:id="rId26">
+      <w:hyperlink r:id="rId24">
         <w:r>
           <w:rPr>
             <w:lang w:val="zh_CN" w:bidi="zh_CN"/>
@@ -541,7 +498,7 @@
         </w:rPr>
         <w:t>人们还在客人身上涂抹一些油，以表示他们受到欢迎和尊重。 在</w:t>
       </w:r>
-      <w:hyperlink r:id="rId27">
+      <w:hyperlink r:id="rId25">
         <w:r>
           <w:rPr>
             <w:lang w:val="zh_CN" w:bidi="zh_CN"/>
@@ -573,7 +530,7 @@
         </w:rPr>
         <w:t>犹太人也在人死后膏抹他的身体。 耶稣死后，妇女们将香气浓郁的油带到</w:t>
       </w:r>
-      <w:hyperlink r:id="rId28">
+      <w:hyperlink r:id="rId26">
         <w:r>
           <w:rPr>
             <w:lang w:val="zh_CN" w:bidi="zh_CN"/>
@@ -605,7 +562,7 @@
         </w:rPr>
         <w:t>在新约圣经中，早期</w:t>
       </w:r>
-      <w:hyperlink r:id="rId29">
+      <w:hyperlink r:id="rId27">
         <w:r>
           <w:rPr>
             <w:lang w:val="zh_CN" w:bidi="zh_CN"/>
@@ -623,7 +580,7 @@
         </w:rPr>
         <w:t>有时后会在有人生病时用油膏抹和</w:t>
       </w:r>
-      <w:hyperlink r:id="rId30">
+      <w:hyperlink r:id="rId28">
         <w:r>
           <w:rPr>
             <w:lang w:val="zh_CN" w:bidi="zh_CN"/>
@@ -641,7 +598,7 @@
         </w:rPr>
         <w:t xml:space="preserve">。 </w:t>
       </w:r>
-      <w:hyperlink r:id="rId31">
+      <w:hyperlink r:id="rId29">
         <w:r>
           <w:rPr>
             <w:lang w:val="zh_CN" w:bidi="zh_CN"/>
@@ -653,7 +610,7 @@
           <w:t>使徒</w:t>
         </w:r>
       </w:hyperlink>
-      <w:hyperlink r:id="rId32">
+      <w:hyperlink r:id="rId30">
         <w:r>
           <w:rPr>
             <w:lang w:val="zh_CN" w:bidi="zh_CN"/>
@@ -671,7 +628,7 @@
         </w:rPr>
         <w:t>在他的信中说，如果有人生病，其他</w:t>
       </w:r>
-      <w:hyperlink r:id="rId33">
+      <w:hyperlink r:id="rId31">
         <w:r>
           <w:rPr>
             <w:lang w:val="zh_CN" w:bidi="zh_CN"/>
@@ -742,7 +699,7 @@
           <w:lang w:val="zh_CN" w:bidi="zh_CN"/>
         </w:rPr>
       </w:r>
-      <w:hyperlink r:id="rId34">
+      <w:hyperlink r:id="rId32">
         <w:r>
           <w:rPr>
             <w:lang w:val="zh_CN" w:bidi="zh_CN"/>

--- a/zhs/docx/019.content.docx
+++ b/zhs/docx/019.content.docx
@@ -45,7 +45,7 @@
         <w:rPr>
           <w:lang w:val="zh_CN" w:bidi="zh_CN"/>
         </w:rPr>
-        <w:t xml:space="preserve"> © 2023 SRV Partners Released under CC BY-SA 4.0 license. </w:t>
+        <w:t xml:space="preserve"> © 2025 Word Collective Released under CC BY-SA 4.0 license. </w:t>
       </w:r>
       <w:r>
         <w:rPr>
@@ -69,7 +69,7 @@
         <w:rPr>
           <w:lang w:val="zh_CN" w:bidi="zh_CN"/>
         </w:rPr>
-        <w:t xml:space="preserve"> © 2023 SRV Partners. Released under CC BY-SA 4.0 license by Mission Mutual</w:t>
+        <w:t xml:space="preserve"> © 2025 Word Collective. Released under CC BY-SA 4.0 license by Mission Mutual</w:t>
       </w:r>
       <w:r>
         <w:rPr>
